--- a/중국어_대화문/9부_docx/9부_06화_그림자의_윤곽.docx
+++ b/중국어_대화문/9부_docx/9부_06화_그림자의_윤곽.docx
@@ -18,7 +18,7 @@
         <w:t>등장인물:</w:t>
       </w:r>
       <w:r>
-        <w:t xml:space="preserve"> 선즈위안 沈知远(52세, 중앙위원회 총서기) / 청시 程曦(36세, 총서기 판공청 주임) / 리위퉁 李雨桐(46세, 총서기 판공실 참모) / 메이뤄란 梅若兰(89세, 은퇴한 변호사협회 비서장, 전화 목소리) / 사오톄쥔 邵铁军(64세, 중앙국가안전위원회 판공실 주임, 전화 목소리) / 량페이전 梁佩珍(66세, 정치국원·독립 감독) / 커 여사 柯女士(40대 후반, 커팅웨의 딸) / 수간호사 护士长(50대 후반, 란산 요양원 3호동 병구 책임 간호사) / 문지기 门岗(40대 초, 란산 요양원 정문 경비)</w:t>
+        <w:t xml:space="preserve"> 선즈위안 沈知远(52세, 중앙위원회 총서기) / 청시 程曦(38세, 총서기 판공청 주임) / 리위퉁 李雨桐(47세, 총서기 판공실 참모) / 메이뤄란 梅若兰(90세, 은퇴한 변호사협회 비서장, 전화 목소리) / 사오톄쥔 邵铁军(64세, 중앙국가안전위원회 판공실 주임, 전화 목소리) / 량페이전 梁佩珍(67세, 정치국원·독립 감독) / 커 여사 柯女士(40대 후반, 커팅웨의 딸) / 수간호사 护士长(50대 후반, 란산 요양원 3호동 병구 책임 간호사) / 문지기 门岗(40대 초, 란산 요양원 정문 경비)</w:t>
       </w:r>
     </w:p>
     <w:p>
@@ -185,7 +185,7 @@
         <w:t>梅若兰:</w:t>
       </w:r>
       <w:r>
-        <w:t xml:space="preserve"> 不用现在想好。（换了一口气）小沈，我八十九岁了，送过不少人。头一天，人是懵的，第三天才疼。你别急着做决定，也别急着不做。</w:t>
+        <w:t xml:space="preserve"> 不用现在想好。（换了一口气）小沈，我九十岁了，送过不少人。头一天，人是懵的，第三天才疼。你别急着做决定，也别急着不做。</w:t>
       </w:r>
     </w:p>
     <w:p>
@@ -866,7 +866,7 @@
     </w:p>
     <w:p>
       <w:r>
-        <w:t>(追思室在二号楼东侧，原先是一间活动室，墙刷成素白，靠墙摆着十五把折叠椅。正中一张长桌，素白的布覆着，只露出一点灰白的头发。遗像是一张黑白证件照，没有笑，比八年前瘦了很多。两边各一束白菊，没有横幅，没有挽联。墙角立着一个木架，挂得下十四个花圈，现在挂着三个：“三号楼护工组”“药房”“食堂”。空着十一个挂钩。桌角压着一张打印的唁电，落款处，只有一枚办公室的章。)</w:t>
+        <w:t>(追思室在二号楼东侧，原先是一间活动室，墙刷成素白，靠墙摆着十五把折叠椅。正中一张长桌，素白的布覆着，只露出一点灰白的头发。遗像是一张黑白证件照，没有笑，比五年前瘦了很多。两边各一束白菊，没有横幅，没有挽联。墙角立着一个木架，挂得下十四个花圈，现在挂着三个：“三号楼护工组”“药房”“食堂”。空着十一个挂钩。桌角压着一张打印的唁电，落款处，只有一枚办公室的章。)</w:t>
       </w:r>
     </w:p>
     <w:p>
@@ -1924,7 +1924,7 @@
     </w:p>
     <w:p>
       <w:r>
-        <w:t>(下午四点。北楼二层东头，独立监督办公室。一间不大的屋子，墙上没有字画，只挂着一块木牌：“不受理口头请托”。梁佩珍六十六岁，坐在办公桌后，面前放着一本封存登记册，一只红色的封存袋，袋口留着三个空格。沈知远带着程曦进来，没有坐，把信封放在桌上。)</w:t>
+        <w:t>(下午四点。北楼二层东头，独立监督办公室。一间不大的屋子，墙上没有字画，只挂着一块木牌：“不受理口头请托”。梁佩珍六十七岁，坐在办公桌后，面前放着一本封存登记册，一只红色的封存袋，袋口留着三个空格。沈知远带着程曦进来，没有坐，把信封放在桌上。)</w:t>
       </w:r>
     </w:p>
     <w:p>
